--- a/reports/2026-summer-camp/2026_여름_영어캠프_보고서.docx
+++ b/reports/2026-summer-camp/2026_여름_영어캠프_보고서.docx
@@ -1721,7 +1721,7 @@
           <w:sz w:val="22"/>
           <w:szCs w:val="22"/>
         </w:rPr>
-        <w:t xml:space="preserve">따라서 디캠프에서 영어로 사고하고 표현하는 훈련을 받은 뒤, 한 주 휴식 기간을 거쳐 OYIS에서 다국적 친구들과 실제 영어를 사용하며 종합 경험을 쌓는 본 일정은 "영어 학습 → 영어 사용"의 자연스러운 흐름으로 구성되어 있어 학습 전이 효과를 기대해 볼 수 있다. 1학년 시기의 첫 해외 캠프 경험으로서 부담은 낮추고 몰입도는 높이는 합리적 조합으로 평가된다.</w:t>
+        <w:t xml:space="preserve">따라서 디캠프(7.27–7.31) 종료 후 주말을 거쳐 곧바로 OYIS(8.3–8.7)로 이어지는 본 일정은 2주 연속 영어 몰입 환경을 제공한다. 디캠프에서 영어로 사고하고 발표·토론으로 출력해 본 직후, OYIS에서 다국적 친구들과 실제 영어를 사용하며 종합 경험을 쌓는 흐름은 "영어 학습 → 영어 사용"으로 자연스럽게 연결되어 학습 전이 효과를 극대화할 수 있는 합리적 조합으로 평가된다.</w:t>
       </w:r>
     </w:p>
     <w:p>
